--- a/downloads/documents/04 Units/Unit 06 - Food Systems and Production - From Farm to Table/Unit 06 - Food Systems and Production - From Farm to Table.docx
+++ b/downloads/documents/04 Units/Unit 06 - Food Systems and Production - From Farm to Table/Unit 06 - Food Systems and Production - From Farm to Table.docx
@@ -5593,7 +5593,7 @@
         <w:t xml:space="preserve"> </w:t>
       </w:r>
       <w:r>
-        <w:t xml:space="preserve">the picture flowchart card (eight drawn boxes with symbols) counts as a real station card; sentence starters for the choice, the swap log, the flowchart, and the reflection in Turkish, Portuguese, and Spanish, all to be verified by a native speaker; a calculator for every student on every day; a pre-filled scaling table with the factor already entered and a four-page circular excerpt with only this project’s items; the first two rows of the costing sheet and the consolidated list worked as examples; a fixed physical position for every lab role, written on the duty strip and kept in the student’s pocket; Plate Builder, Time Keeper, and the prep station as burner-free roles available to anyone on both cook days at no rubric cost; a written lab alternative for a student absent on a cook day. Full list in</w:t>
+        <w:t xml:space="preserve">the picture flowchart card (eight drawn boxes with symbols) counts as a real station card; sentence starters for the choice, the swap log, the flowchart, and the reflection in Spanish, all to be verified by a native speaker; a calculator for every student on every day; a pre-filled scaling table with the factor already entered and a four-page circular excerpt with only this project’s items; the first two rows of the costing sheet and the consolidated list worked as examples; a fixed physical position for every lab role, written on the duty strip and kept in the student’s pocket; Plate Builder, Time Keeper, and the prep station as burner-free roles available to anyone on both cook days at no rubric cost; a written lab alternative for a student absent on a cook day. Full list in</w:t>
       </w:r>
       <w:r>
         <w:t xml:space="preserve"> </w:t>
@@ -7790,7 +7790,7 @@
         <w:t xml:space="preserve">Vocabulary 06.md</w:t>
       </w:r>
       <w:r>
-        <w:t xml:space="preserve">: 49 Tier 3 terms across the four topics with a one-line student definition written for a grade 6 to 7 reader and columns for Turkish, Portuguese, and Spanish, to be checked by a native speaker, a bilingual colleague, or the ENL teacher. The file also carries sentence starters in all four languages for three things: taking a role in a lab, writing the dish research card, and writing the project reflection. Each lesson names its own Tier 3 words and its handout carries a word bank pulled from the table. The site’s Materials page prints the table as picture-ready cards.</w:t>
+        <w:t xml:space="preserve">: 49 Tier 3 terms across the four topics with a one-line student definition written for a grade 6 to 7 reader and a Spanish column, to be checked by a native speaker, a bilingual colleague, or the ENL teacher. The file also carries sentence starters in English and Spanish for three things: taking a role in a lab, writing the dish research card, and writing the project reflection. Each lesson names its own Tier 3 words and its handout carries a word bank pulled from the table. The site’s Materials page prints the table as picture-ready cards.</w:t>
       </w:r>
     </w:p>
     <w:sectPr>

--- a/downloads/documents/04 Units/Unit 06 - Food Systems and Production - From Farm to Table/Unit 06 - Food Systems and Production - From Farm to Table.docx
+++ b/downloads/documents/04 Units/Unit 06 - Food Systems and Production - From Farm to Table/Unit 06 - Food Systems and Production - From Farm to Table.docx
@@ -6759,7 +6759,7 @@
         <w:rPr>
           <w:b/>
         </w:rPr>
-        <w:t xml:space="preserve">Per-section total at full prices: about $211.</w:t>
+        <w:t xml:space="preserve">Per-section total at full prices: about $222.</w:t>
       </w:r>
       <w:r>
         <w:t xml:space="preserve"> </w:t>
@@ -6774,19 +6774,19 @@
         <w:rPr>
           <w:b/>
         </w:rPr>
-        <w:t xml:space="preserve">about $180</w:t>
-      </w:r>
-      <w:r>
-        <w:t xml:space="preserve">. Take out the one-time lines (the scale, the potting mix and cups, the vinegar, the place settings, about $36) and a second or third section of the same course costs about</w:t>
-      </w:r>
-      <w:r>
-        <w:t xml:space="preserve"> </w:t>
-      </w:r>
-      <w:r>
-        <w:rPr>
-          <w:b/>
-        </w:rPr>
-        <w:t xml:space="preserve">$175 at full prices, about $145 with swaps</w:t>
+        <w:t xml:space="preserve">about $194</w:t>
+      </w:r>
+      <w:r>
+        <w:t xml:space="preserve">. Take out the one-time lines (the scale, the potting mix and cups, the vinegar, the place settings, about $33) and a second or third section of the same course costs about</w:t>
+      </w:r>
+      <w:r>
+        <w:t xml:space="preserve"> </w:t>
+      </w:r>
+      <w:r>
+        <w:rPr>
+          <w:b/>
+        </w:rPr>
+        <w:t xml:space="preserve">$190 at full prices, about $160 with swaps</w:t>
       </w:r>
       <w:r>
         <w:t xml:space="preserve">.</w:t>
@@ -6806,7 +6806,7 @@
         <w:rPr>
           <w:b/>
         </w:rPr>
-        <w:t xml:space="preserve">$600 to $700</w:t>
+        <w:t xml:space="preserve">$680 to $790</w:t>
       </w:r>
       <w:r>
         <w:t xml:space="preserve">, and the single largest line is the project at $80 per section. That is the number to get approved before a class is promised a meal. If the budget will only fund half, three stations instead of four with the two cheapest options brings a section’s project to about $55.</w:t>
@@ -7181,7 +7181,7 @@
         <w:t xml:space="preserve"> </w:t>
       </w:r>
       <w:r>
-        <w:t xml:space="preserve">every lesson in Topic 6.1 and Lessons 6.6, 6.10, 6.11, 6.12, 6.13, 6.14, 6.15, and 6.18 already run without a kitchen. Lesson 6.7’s quick bread has a no-oven version; Lesson 6.8 becomes a Cold Noodle Bowl (about $11 per station) and Lesson 6.9 becomes Rolled Bean and Cheese Wraps (about $13 per station), both on the same roles, phases, and station check. The project’s full no-cook version is in</w:t>
+        <w:t xml:space="preserve">every lesson in Topic 6.1 and Lessons 6.6, 6.10, 6.11, 6.12, 6.13, 6.14, 6.15, and 6.18 already run without a kitchen. Lesson 6.7’s quick bread has a no-oven version; Lesson 6.8 becomes a Cold Noodle Bowl (about $11 per station) and Lesson 6.9 becomes Rolled Bean and Cheese Wraps (about $12 per station), both on the same roles, phases, and station check. The project’s full no-cook version is in</w:t>
       </w:r>
       <w:r>
         <w:t xml:space="preserve"> </w:t>
@@ -7250,7 +7250,7 @@
         <w:t xml:space="preserve"> </w:t>
       </w:r>
       <w:r>
-        <w:t xml:space="preserve">is a plant life cycle with light, water, and soil as the inputs, and the cups sit on the windowsill for six weeks, which is longer than most science units can hold a living thing. FACS gives science a four-batch data set with a measurable outcome and a windowsill; science gives FACS the vocabulary and, if willing, five minutes on Day 2 of Lesson 6.7 to look at the four batches.</w:t>
+        <w:t xml:space="preserve">is a plant life cycle with light, water, and soil as the inputs, and the cups sit on the windowsill for four weeks, which is longer than most science units can hold a living thing. FACS gives science a four-batch data set with a measurable outcome and a windowsill; science gives FACS the vocabulary and, if willing, five minutes on Day 2 of Lesson 6.7 to look at the four batches.</w:t>
       </w:r>
     </w:p>
     <w:p>
@@ -7482,7 +7482,7 @@
         <w:t xml:space="preserve"> </w:t>
       </w:r>
       <w:r>
-        <w:t xml:space="preserve">a four-batch controlled experiment with a measurable rise, a windowsill of living plants that lasts six weeks, and a lab sheet using science’s own vocabulary.</w:t>
+        <w:t xml:space="preserve">a four-batch controlled experiment with a measurable rise, a windowsill of living plants that lasts four weeks, and a lab sheet using science’s own vocabulary.</w:t>
       </w:r>
       <w:r>
         <w:t xml:space="preserve"> </w:t>

--- a/downloads/documents/04 Units/Unit 06 - Food Systems and Production - From Farm to Table/Unit 06 - Food Systems and Production - From Farm to Table.docx
+++ b/downloads/documents/04 Units/Unit 06 - Food Systems and Production - From Farm to Table/Unit 06 - Food Systems and Production - From Farm to Table.docx
@@ -235,7 +235,7 @@
         <w:pStyle w:val="FirstParagraph"/>
       </w:pPr>
       <w:r>
-        <w:t xml:space="preserve">In my classroom I ran a multi-kitchen cooking project priced from a real supermarket circular. Four kitchens in one period, 112 students across four periods, $150, eleven items, every price checked against the store’s own weekly ad. I wrote six costed menus, a one-page master flowchart in five-minute blocks, and a station card for each kitchen. It worked, and the reason it worked was that all of the planning was on paper before anybody turned on a burner. But I did all of that planning. The students cooked.</w:t>
+        <w:t xml:space="preserve">In my classroom I ran a multi-kitchen cooking project priced from a real supermarket circular. Four kitchens in one period, 112 students across four periods, $150, eleven items, every price checked against the store’s own weekly ad. I wrote six costed menus (for a second, larger run: 165 students across six periods and three kitchens on $200), a one-page master flowchart in five-minute blocks, and a station card for each kitchen. It worked, and the reason it worked was that all of the planning was on paper before anybody turned on a burner. But I did all of that planning. The students cooked.</w:t>
       </w:r>
     </w:p>
     <w:p>
